--- a/Docs/Word/A3_Posl.docx
+++ b/Docs/Word/A3_Posl.docx
@@ -12,17 +12,16 @@
           <w:szCs w:val="24"/>
         </w:rPr>
       </w:pPr>
-      <w:bookmarkStart w:id="0" w:name="_GoBack"/>
       <w:r>
         <w:rPr>
           <w:noProof/>
           <w:lang w:val="ru-RU" w:eastAsia="ru-RU"/>
         </w:rPr>
         <w:drawing>
-          <wp:inline distT="0" distB="0" distL="0" distR="0">
+          <wp:inline distT="0" distB="0" distL="0" distR="0" wp14:anchorId="7BBD1834" wp14:editId="20A6BED6">
             <wp:extent cx="13344525" cy="8334375"/>
             <wp:effectExtent l="0" t="0" r="9525" b="9525"/>
-            <wp:docPr id="2" name="Рисунок 2"/>
+            <wp:docPr id="1" name="Рисунок 1"/>
             <wp:cNvGraphicFramePr>
               <a:graphicFrameLocks xmlns:a="http://schemas.openxmlformats.org/drawingml/2006/main" noChangeAspect="1"/>
             </wp:cNvGraphicFramePr>
@@ -30,25 +29,22 @@
               <a:graphicData uri="http://schemas.openxmlformats.org/drawingml/2006/picture">
                 <pic:pic xmlns:pic="http://schemas.openxmlformats.org/drawingml/2006/picture">
                   <pic:nvPicPr>
-                    <pic:cNvPr id="0" name="Picture 1"/>
-                    <pic:cNvPicPr>
-                      <a:picLocks noChangeAspect="1" noChangeArrowheads="1"/>
-                    </pic:cNvPicPr>
+                    <pic:cNvPr id="1" name="Posl.png"/>
+                    <pic:cNvPicPr/>
                   </pic:nvPicPr>
                   <pic:blipFill>
-                    <a:blip r:embed="rId4">
+                    <a:blip r:embed="rId6">
                       <a:extLst>
                         <a:ext uri="{28A0092B-C50C-407E-A947-70E740481C1C}">
                           <a14:useLocalDpi xmlns:a14="http://schemas.microsoft.com/office/drawing/2010/main" val="0"/>
                         </a:ext>
                       </a:extLst>
                     </a:blip>
-                    <a:srcRect/>
                     <a:stretch>
                       <a:fillRect/>
                     </a:stretch>
                   </pic:blipFill>
-                  <pic:spPr bwMode="auto">
+                  <pic:spPr>
                     <a:xfrm>
                       <a:off x="0" y="0"/>
                       <a:ext cx="13344525" cy="8334375"/>
@@ -56,10 +52,6 @@
                     <a:prstGeom prst="rect">
                       <a:avLst/>
                     </a:prstGeom>
-                    <a:noFill/>
-                    <a:ln>
-                      <a:noFill/>
-                    </a:ln>
                   </pic:spPr>
                 </pic:pic>
               </a:graphicData>
@@ -67,7 +59,6 @@
           </wp:inline>
         </w:drawing>
       </w:r>
-      <w:bookmarkEnd w:id="0"/>
       <w:r>
         <w:rPr>
           <w:noProof/>
@@ -76,7 +67,7 @@
         <mc:AlternateContent>
           <mc:Choice Requires="wpg">
             <w:drawing>
-              <wp:anchor distT="0" distB="0" distL="114300" distR="114300" simplePos="0" relativeHeight="251659264" behindDoc="0" locked="0" layoutInCell="1" allowOverlap="1" wp14:anchorId="6606EE77" wp14:editId="32F73A6D">
+              <wp:anchor distT="0" distB="0" distL="114300" distR="114300" simplePos="0" relativeHeight="251659264" behindDoc="0" locked="0" layoutInCell="1" allowOverlap="1" wp14:anchorId="6606EE77" wp14:editId="5538F673">
                 <wp:simplePos x="0" y="0"/>
                 <wp:positionH relativeFrom="margin">
                   <wp:align>center</wp:align>
@@ -1253,7 +1244,25 @@
                                     <w:sz w:val="18"/>
                                     <w:szCs w:val="18"/>
                                   </w:rPr>
-                                  <w:t>. контр.</w:t>
+                                  <w:t xml:space="preserve">. </w:t>
+                                </w:r>
+                                <w:proofErr w:type="spellStart"/>
+                                <w:r>
+                                  <w:rPr>
+                                    <w:rFonts w:ascii="Times New Roman" w:hAnsi="Times New Roman" w:cs="Times New Roman"/>
+                                    <w:sz w:val="18"/>
+                                    <w:szCs w:val="18"/>
+                                  </w:rPr>
+                                  <w:t>контр</w:t>
+                                </w:r>
+                                <w:proofErr w:type="spellEnd"/>
+                                <w:r>
+                                  <w:rPr>
+                                    <w:rFonts w:ascii="Times New Roman" w:hAnsi="Times New Roman" w:cs="Times New Roman"/>
+                                    <w:sz w:val="18"/>
+                                    <w:szCs w:val="18"/>
+                                  </w:rPr>
+                                  <w:t>.</w:t>
                                 </w:r>
                               </w:p>
                             </w:txbxContent>
@@ -1294,7 +1303,25 @@
                                     <w:sz w:val="18"/>
                                     <w:szCs w:val="18"/>
                                   </w:rPr>
-                                  <w:t xml:space="preserve"> Утв.</w:t>
+                                  <w:t xml:space="preserve"> </w:t>
+                                </w:r>
+                                <w:proofErr w:type="spellStart"/>
+                                <w:r>
+                                  <w:rPr>
+                                    <w:rFonts w:ascii="Times New Roman" w:hAnsi="Times New Roman" w:cs="Times New Roman"/>
+                                    <w:sz w:val="18"/>
+                                    <w:szCs w:val="18"/>
+                                  </w:rPr>
+                                  <w:t>Утв</w:t>
+                                </w:r>
+                                <w:proofErr w:type="spellEnd"/>
+                                <w:r>
+                                  <w:rPr>
+                                    <w:rFonts w:ascii="Times New Roman" w:hAnsi="Times New Roman" w:cs="Times New Roman"/>
+                                    <w:sz w:val="18"/>
+                                    <w:szCs w:val="18"/>
+                                  </w:rPr>
+                                  <w:t>.</w:t>
                                 </w:r>
                               </w:p>
                             </w:txbxContent>
@@ -1341,17 +1368,6 @@
                                     <w:szCs w:val="18"/>
                                     <w:lang w:val="ru-RU"/>
                                   </w:rPr>
-                                  <w:t xml:space="preserve"> </w:t>
-                                </w:r>
-                                <w:r>
-                                  <w:rPr>
-                                    <w:rFonts w:ascii="Times New Roman" w:hAnsi="Times New Roman" w:cs="Times New Roman"/>
-                                    <w:i/>
-                                    <w:spacing w:val="-12"/>
-                                    <w:sz w:val="18"/>
-                                    <w:szCs w:val="18"/>
-                                    <w:lang w:val="ru-RU"/>
-                                  </w:rPr>
                                   <w:t>Селицкий Н.Е.</w:t>
                                 </w:r>
                               </w:p>
@@ -1384,7 +1400,6 @@
                                   <w:rPr>
                                     <w:rFonts w:ascii="Times New Roman" w:hAnsi="Times New Roman" w:cs="Times New Roman"/>
                                     <w:i/>
-                                    <w:spacing w:val="-12"/>
                                     <w:sz w:val="18"/>
                                     <w:szCs w:val="18"/>
                                     <w:lang w:val="ru-RU"/>
@@ -1394,7 +1409,6 @@
                                   <w:rPr>
                                     <w:rFonts w:ascii="Times New Roman" w:hAnsi="Times New Roman" w:cs="Times New Roman"/>
                                     <w:i/>
-                                    <w:spacing w:val="-12"/>
                                     <w:sz w:val="18"/>
                                     <w:szCs w:val="18"/>
                                   </w:rPr>
@@ -1405,7 +1419,6 @@
                                   <w:rPr>
                                     <w:rFonts w:ascii="Times New Roman" w:hAnsi="Times New Roman" w:cs="Times New Roman"/>
                                     <w:i/>
-                                    <w:spacing w:val="-12"/>
                                     <w:sz w:val="18"/>
                                     <w:szCs w:val="18"/>
                                     <w:lang w:val="ru-RU"/>
@@ -1417,34 +1430,11 @@
                                   <w:rPr>
                                     <w:rFonts w:ascii="Times New Roman" w:hAnsi="Times New Roman" w:cs="Times New Roman"/>
                                     <w:i/>
-                                    <w:spacing w:val="-12"/>
                                     <w:sz w:val="18"/>
                                     <w:szCs w:val="18"/>
                                     <w:lang w:val="ru-RU"/>
                                   </w:rPr>
-                                  <w:t xml:space="preserve"> А</w:t>
-                                </w:r>
-                                <w:r>
-                                  <w:rPr>
-                                    <w:rFonts w:ascii="Times New Roman" w:hAnsi="Times New Roman" w:cs="Times New Roman"/>
-                                    <w:i/>
-                                    <w:spacing w:val="-12"/>
-                                    <w:sz w:val="18"/>
-                                    <w:szCs w:val="18"/>
-                                    <w:lang w:val="ru-RU"/>
-                                  </w:rPr>
-                                  <w:t>.</w:t>
-                                </w:r>
-                                <w:r>
-                                  <w:rPr>
-                                    <w:rFonts w:ascii="Times New Roman" w:hAnsi="Times New Roman" w:cs="Times New Roman"/>
-                                    <w:i/>
-                                    <w:spacing w:val="-12"/>
-                                    <w:sz w:val="18"/>
-                                    <w:szCs w:val="18"/>
-                                    <w:lang w:val="ru-RU"/>
-                                  </w:rPr>
-                                  <w:t>В.</w:t>
+                                  <w:t xml:space="preserve"> А.В.</w:t>
                                 </w:r>
                               </w:p>
                             </w:txbxContent>
@@ -1476,7 +1466,6 @@
                                   <w:pStyle w:val="a3"/>
                                   <w:ind w:left="-57" w:right="-57" w:firstLine="57"/>
                                   <w:rPr>
-                                    <w:b/>
                                     <w:i/>
                                     <w:sz w:val="18"/>
                                     <w:szCs w:val="18"/>
@@ -1496,15 +1485,7 @@
                                     <w:sz w:val="18"/>
                                     <w:szCs w:val="18"/>
                                   </w:rPr>
-                                  <w:t>Авдеева</w:t>
-                                </w:r>
-                                <w:r>
-                                  <w:rPr>
-                                    <w:i/>
-                                    <w:sz w:val="18"/>
-                                    <w:szCs w:val="18"/>
-                                  </w:rPr>
-                                  <w:t xml:space="preserve"> В.Д.</w:t>
+                                  <w:t>Авдеева В.Д.</w:t>
                                 </w:r>
                               </w:p>
                               <w:p>
@@ -1624,7 +1605,17 @@
                                     <w:szCs w:val="24"/>
                                     <w:lang w:val="ru-RU"/>
                                   </w:rPr>
-                                  <w:t>Диаграмма последовательности</w:t>
+                                  <w:t xml:space="preserve">Диаграмма последовательности </w:t>
+                                </w:r>
+                                <w:r>
+                                  <w:rPr>
+                                    <w:rFonts w:ascii="Times New Roman" w:hAnsi="Times New Roman" w:cs="Times New Roman"/>
+                                    <w:i/>
+                                    <w:sz w:val="24"/>
+                                    <w:szCs w:val="24"/>
+                                    <w:lang w:val="ru-RU"/>
+                                  </w:rPr>
+                                  <w:t>«Создание паттерна игры»</w:t>
                                 </w:r>
                               </w:p>
                             </w:txbxContent>
@@ -1687,6 +1678,7 @@
                                     <w:i/>
                                     <w:sz w:val="24"/>
                                     <w:szCs w:val="24"/>
+                                    <w:lang w:val="ru-RU"/>
                                   </w:rPr>
                                   <w:t>5</w:t>
                                 </w:r>
@@ -2057,6 +2049,7 @@
                                     <w:szCs w:val="16"/>
                                   </w:rPr>
                                 </w:pPr>
+                                <w:proofErr w:type="spellStart"/>
                                 <w:r>
                                   <w:rPr>
                                     <w:rFonts w:ascii="Times New Roman" w:hAnsi="Times New Roman" w:cs="Times New Roman"/>
@@ -2065,6 +2058,7 @@
                                   </w:rPr>
                                   <w:t>Масштаб</w:t>
                                 </w:r>
+                                <w:proofErr w:type="spellEnd"/>
                               </w:p>
                             </w:txbxContent>
                           </wps:txbx>
@@ -2356,7 +2350,25 @@
                               <w:sz w:val="18"/>
                               <w:szCs w:val="18"/>
                             </w:rPr>
-                            <w:t>. контр.</w:t>
+                            <w:t xml:space="preserve">. </w:t>
+                          </w:r>
+                          <w:proofErr w:type="spellStart"/>
+                          <w:r>
+                            <w:rPr>
+                              <w:rFonts w:ascii="Times New Roman" w:hAnsi="Times New Roman" w:cs="Times New Roman"/>
+                              <w:sz w:val="18"/>
+                              <w:szCs w:val="18"/>
+                            </w:rPr>
+                            <w:t>контр</w:t>
+                          </w:r>
+                          <w:proofErr w:type="spellEnd"/>
+                          <w:r>
+                            <w:rPr>
+                              <w:rFonts w:ascii="Times New Roman" w:hAnsi="Times New Roman" w:cs="Times New Roman"/>
+                              <w:sz w:val="18"/>
+                              <w:szCs w:val="18"/>
+                            </w:rPr>
+                            <w:t>.</w:t>
                           </w:r>
                         </w:p>
                       </w:txbxContent>
@@ -2379,7 +2391,25 @@
                               <w:sz w:val="18"/>
                               <w:szCs w:val="18"/>
                             </w:rPr>
-                            <w:t xml:space="preserve"> Утв.</w:t>
+                            <w:t xml:space="preserve"> </w:t>
+                          </w:r>
+                          <w:proofErr w:type="spellStart"/>
+                          <w:r>
+                            <w:rPr>
+                              <w:rFonts w:ascii="Times New Roman" w:hAnsi="Times New Roman" w:cs="Times New Roman"/>
+                              <w:sz w:val="18"/>
+                              <w:szCs w:val="18"/>
+                            </w:rPr>
+                            <w:t>Утв</w:t>
+                          </w:r>
+                          <w:proofErr w:type="spellEnd"/>
+                          <w:r>
+                            <w:rPr>
+                              <w:rFonts w:ascii="Times New Roman" w:hAnsi="Times New Roman" w:cs="Times New Roman"/>
+                              <w:sz w:val="18"/>
+                              <w:szCs w:val="18"/>
+                            </w:rPr>
+                            <w:t>.</w:t>
                           </w:r>
                         </w:p>
                       </w:txbxContent>
@@ -2408,17 +2438,6 @@
                               <w:szCs w:val="18"/>
                               <w:lang w:val="ru-RU"/>
                             </w:rPr>
-                            <w:t xml:space="preserve"> </w:t>
-                          </w:r>
-                          <w:r>
-                            <w:rPr>
-                              <w:rFonts w:ascii="Times New Roman" w:hAnsi="Times New Roman" w:cs="Times New Roman"/>
-                              <w:i/>
-                              <w:spacing w:val="-12"/>
-                              <w:sz w:val="18"/>
-                              <w:szCs w:val="18"/>
-                              <w:lang w:val="ru-RU"/>
-                            </w:rPr>
                             <w:t>Селицкий Н.Е.</w:t>
                           </w:r>
                         </w:p>
@@ -2433,7 +2452,6 @@
                             <w:rPr>
                               <w:rFonts w:ascii="Times New Roman" w:hAnsi="Times New Roman" w:cs="Times New Roman"/>
                               <w:i/>
-                              <w:spacing w:val="-12"/>
                               <w:sz w:val="18"/>
                               <w:szCs w:val="18"/>
                               <w:lang w:val="ru-RU"/>
@@ -2443,7 +2461,6 @@
                             <w:rPr>
                               <w:rFonts w:ascii="Times New Roman" w:hAnsi="Times New Roman" w:cs="Times New Roman"/>
                               <w:i/>
-                              <w:spacing w:val="-12"/>
                               <w:sz w:val="18"/>
                               <w:szCs w:val="18"/>
                             </w:rPr>
@@ -2454,7 +2471,6 @@
                             <w:rPr>
                               <w:rFonts w:ascii="Times New Roman" w:hAnsi="Times New Roman" w:cs="Times New Roman"/>
                               <w:i/>
-                              <w:spacing w:val="-12"/>
                               <w:sz w:val="18"/>
                               <w:szCs w:val="18"/>
                               <w:lang w:val="ru-RU"/>
@@ -2466,34 +2482,11 @@
                             <w:rPr>
                               <w:rFonts w:ascii="Times New Roman" w:hAnsi="Times New Roman" w:cs="Times New Roman"/>
                               <w:i/>
-                              <w:spacing w:val="-12"/>
                               <w:sz w:val="18"/>
                               <w:szCs w:val="18"/>
                               <w:lang w:val="ru-RU"/>
                             </w:rPr>
-                            <w:t xml:space="preserve"> А</w:t>
-                          </w:r>
-                          <w:r>
-                            <w:rPr>
-                              <w:rFonts w:ascii="Times New Roman" w:hAnsi="Times New Roman" w:cs="Times New Roman"/>
-                              <w:i/>
-                              <w:spacing w:val="-12"/>
-                              <w:sz w:val="18"/>
-                              <w:szCs w:val="18"/>
-                              <w:lang w:val="ru-RU"/>
-                            </w:rPr>
-                            <w:t>.</w:t>
-                          </w:r>
-                          <w:r>
-                            <w:rPr>
-                              <w:rFonts w:ascii="Times New Roman" w:hAnsi="Times New Roman" w:cs="Times New Roman"/>
-                              <w:i/>
-                              <w:spacing w:val="-12"/>
-                              <w:sz w:val="18"/>
-                              <w:szCs w:val="18"/>
-                              <w:lang w:val="ru-RU"/>
-                            </w:rPr>
-                            <w:t>В.</w:t>
+                            <w:t xml:space="preserve"> А.В.</w:t>
                           </w:r>
                         </w:p>
                       </w:txbxContent>
@@ -2507,7 +2500,6 @@
                             <w:pStyle w:val="a3"/>
                             <w:ind w:left="-57" w:right="-57" w:firstLine="57"/>
                             <w:rPr>
-                              <w:b/>
                               <w:i/>
                               <w:sz w:val="18"/>
                               <w:szCs w:val="18"/>
@@ -2527,15 +2519,7 @@
                               <w:sz w:val="18"/>
                               <w:szCs w:val="18"/>
                             </w:rPr>
-                            <w:t>Авдеева</w:t>
-                          </w:r>
-                          <w:r>
-                            <w:rPr>
-                              <w:i/>
-                              <w:sz w:val="18"/>
-                              <w:szCs w:val="18"/>
-                            </w:rPr>
-                            <w:t xml:space="preserve"> В.Д.</w:t>
+                            <w:t>Авдеева В.Д.</w:t>
                           </w:r>
                         </w:p>
                         <w:p>
@@ -2619,7 +2603,17 @@
                               <w:szCs w:val="24"/>
                               <w:lang w:val="ru-RU"/>
                             </w:rPr>
-                            <w:t>Диаграмма последовательности</w:t>
+                            <w:t xml:space="preserve">Диаграмма последовательности </w:t>
+                          </w:r>
+                          <w:r>
+                            <w:rPr>
+                              <w:rFonts w:ascii="Times New Roman" w:hAnsi="Times New Roman" w:cs="Times New Roman"/>
+                              <w:i/>
+                              <w:sz w:val="24"/>
+                              <w:szCs w:val="24"/>
+                              <w:lang w:val="ru-RU"/>
+                            </w:rPr>
+                            <w:t>«Создание паттерна игры»</w:t>
                           </w:r>
                         </w:p>
                       </w:txbxContent>
@@ -2664,6 +2658,7 @@
                               <w:i/>
                               <w:sz w:val="24"/>
                               <w:szCs w:val="24"/>
+                              <w:lang w:val="ru-RU"/>
                             </w:rPr>
                             <w:t>5</w:t>
                           </w:r>
@@ -2890,6 +2885,7 @@
                               <w:szCs w:val="16"/>
                             </w:rPr>
                           </w:pPr>
+                          <w:proofErr w:type="spellStart"/>
                           <w:r>
                             <w:rPr>
                               <w:rFonts w:ascii="Times New Roman" w:hAnsi="Times New Roman" w:cs="Times New Roman"/>
@@ -2898,6 +2894,7 @@
                             </w:rPr>
                             <w:t>Масштаб</w:t>
                           </w:r>
+                          <w:proofErr w:type="spellEnd"/>
                         </w:p>
                       </w:txbxContent>
                     </v:textbox>
@@ -2910,15 +2907,87 @@
         </mc:AlternateContent>
       </w:r>
     </w:p>
-    <w:p/>
+    <w:p>
+      <w:bookmarkStart w:id="0" w:name="_GoBack"/>
+      <w:bookmarkEnd w:id="0"/>
+    </w:p>
     <w:sectPr>
+      <w:headerReference w:type="default" r:id="rId7"/>
       <w:pgSz w:w="23811" w:h="16838" w:orient="landscape" w:code="8"/>
-      <w:pgMar w:top="630" w:right="1134" w:bottom="850" w:left="1134" w:header="708" w:footer="708" w:gutter="0"/>
+      <w:pgMar w:top="0" w:right="1134" w:bottom="850" w:left="1134" w:header="288" w:footer="708" w:gutter="0"/>
       <w:cols w:space="708"/>
       <w:docGrid w:linePitch="360"/>
     </w:sectPr>
   </w:body>
 </w:document>
+</file>
+
+<file path=word/endnotes.xml><?xml version="1.0" encoding="utf-8"?>
+<w:endnotes xmlns:wpc="http://schemas.microsoft.com/office/word/2010/wordprocessingCanvas" xmlns:cx="http://schemas.microsoft.com/office/drawing/2014/chartex" xmlns:cx1="http://schemas.microsoft.com/office/drawing/2015/9/8/chartex" xmlns:cx2="http://schemas.microsoft.com/office/drawing/2015/10/21/chartex" xmlns:cx3="http://schemas.microsoft.com/office/drawing/2016/5/9/chartex" xmlns:cx4="http://schemas.microsoft.com/office/drawing/2016/5/10/chartex" xmlns:cx5="http://schemas.microsoft.com/office/drawing/2016/5/11/chartex" xmlns:cx6="http://schemas.microsoft.com/office/drawing/2016/5/12/chartex" xmlns:cx7="http://schemas.microsoft.com/office/drawing/2016/5/13/chartex" xmlns:cx8="http://schemas.microsoft.com/office/drawing/2016/5/14/chartex" xmlns:mc="http://schemas.openxmlformats.org/markup-compatibility/2006" xmlns:aink="http://schemas.microsoft.com/office/drawing/2016/ink" xmlns:am3d="http://schemas.microsoft.com/office/drawing/2017/model3d" xmlns:o="urn:schemas-microsoft-com:office:office" xmlns:r="http://schemas.openxmlformats.org/officeDocument/2006/relationships" xmlns:m="http://schemas.openxmlformats.org/officeDocument/2006/math" xmlns:v="urn:schemas-microsoft-com:vml" xmlns:wp14="http://schemas.microsoft.com/office/word/2010/wordprocessingDrawing" xmlns:wp="http://schemas.openxmlformats.org/drawingml/2006/wordprocessingDrawing" xmlns:w10="urn:schemas-microsoft-com:office:word" xmlns:w="http://schemas.openxmlformats.org/wordprocessingml/2006/main" xmlns:w14="http://schemas.microsoft.com/office/word/2010/wordml" xmlns:w15="http://schemas.microsoft.com/office/word/2012/wordml" xmlns:w16cid="http://schemas.microsoft.com/office/word/2016/wordml/cid" xmlns:w16se="http://schemas.microsoft.com/office/word/2015/wordml/symex" xmlns:wpg="http://schemas.microsoft.com/office/word/2010/wordprocessingGroup" xmlns:wpi="http://schemas.microsoft.com/office/word/2010/wordprocessingInk" xmlns:wne="http://schemas.microsoft.com/office/word/2006/wordml" xmlns:wps="http://schemas.microsoft.com/office/word/2010/wordprocessingShape" mc:Ignorable="w14 w15 w16se w16cid wp14">
+  <w:endnote w:type="separator" w:id="-1">
+    <w:p>
+      <w:pPr>
+        <w:spacing w:after="0" w:line="240" w:lineRule="auto"/>
+      </w:pPr>
+      <w:r>
+        <w:separator/>
+      </w:r>
+    </w:p>
+  </w:endnote>
+  <w:endnote w:type="continuationSeparator" w:id="0">
+    <w:p>
+      <w:pPr>
+        <w:spacing w:after="0" w:line="240" w:lineRule="auto"/>
+      </w:pPr>
+      <w:r>
+        <w:continuationSeparator/>
+      </w:r>
+    </w:p>
+  </w:endnote>
+</w:endnotes>
+</file>
+
+<file path=word/footnotes.xml><?xml version="1.0" encoding="utf-8"?>
+<w:footnotes xmlns:wpc="http://schemas.microsoft.com/office/word/2010/wordprocessingCanvas" xmlns:cx="http://schemas.microsoft.com/office/drawing/2014/chartex" xmlns:cx1="http://schemas.microsoft.com/office/drawing/2015/9/8/chartex" xmlns:cx2="http://schemas.microsoft.com/office/drawing/2015/10/21/chartex" xmlns:cx3="http://schemas.microsoft.com/office/drawing/2016/5/9/chartex" xmlns:cx4="http://schemas.microsoft.com/office/drawing/2016/5/10/chartex" xmlns:cx5="http://schemas.microsoft.com/office/drawing/2016/5/11/chartex" xmlns:cx6="http://schemas.microsoft.com/office/drawing/2016/5/12/chartex" xmlns:cx7="http://schemas.microsoft.com/office/drawing/2016/5/13/chartex" xmlns:cx8="http://schemas.microsoft.com/office/drawing/2016/5/14/chartex" xmlns:mc="http://schemas.openxmlformats.org/markup-compatibility/2006" xmlns:aink="http://schemas.microsoft.com/office/drawing/2016/ink" xmlns:am3d="http://schemas.microsoft.com/office/drawing/2017/model3d" xmlns:o="urn:schemas-microsoft-com:office:office" xmlns:r="http://schemas.openxmlformats.org/officeDocument/2006/relationships" xmlns:m="http://schemas.openxmlformats.org/officeDocument/2006/math" xmlns:v="urn:schemas-microsoft-com:vml" xmlns:wp14="http://schemas.microsoft.com/office/word/2010/wordprocessingDrawing" xmlns:wp="http://schemas.openxmlformats.org/drawingml/2006/wordprocessingDrawing" xmlns:w10="urn:schemas-microsoft-com:office:word" xmlns:w="http://schemas.openxmlformats.org/wordprocessingml/2006/main" xmlns:w14="http://schemas.microsoft.com/office/word/2010/wordml" xmlns:w15="http://schemas.microsoft.com/office/word/2012/wordml" xmlns:w16cid="http://schemas.microsoft.com/office/word/2016/wordml/cid" xmlns:w16se="http://schemas.microsoft.com/office/word/2015/wordml/symex" xmlns:wpg="http://schemas.microsoft.com/office/word/2010/wordprocessingGroup" xmlns:wpi="http://schemas.microsoft.com/office/word/2010/wordprocessingInk" xmlns:wne="http://schemas.microsoft.com/office/word/2006/wordml" xmlns:wps="http://schemas.microsoft.com/office/word/2010/wordprocessingShape" mc:Ignorable="w14 w15 w16se w16cid wp14">
+  <w:footnote w:type="separator" w:id="-1">
+    <w:p>
+      <w:pPr>
+        <w:spacing w:after="0" w:line="240" w:lineRule="auto"/>
+      </w:pPr>
+      <w:r>
+        <w:separator/>
+      </w:r>
+    </w:p>
+  </w:footnote>
+  <w:footnote w:type="continuationSeparator" w:id="0">
+    <w:p>
+      <w:pPr>
+        <w:spacing w:after="0" w:line="240" w:lineRule="auto"/>
+      </w:pPr>
+      <w:r>
+        <w:continuationSeparator/>
+      </w:r>
+    </w:p>
+  </w:footnote>
+</w:footnotes>
+</file>
+
+<file path=word/header1.xml><?xml version="1.0" encoding="utf-8"?>
+<w:hdr xmlns:wpc="http://schemas.microsoft.com/office/word/2010/wordprocessingCanvas" xmlns:cx="http://schemas.microsoft.com/office/drawing/2014/chartex" xmlns:cx1="http://schemas.microsoft.com/office/drawing/2015/9/8/chartex" xmlns:cx2="http://schemas.microsoft.com/office/drawing/2015/10/21/chartex" xmlns:cx3="http://schemas.microsoft.com/office/drawing/2016/5/9/chartex" xmlns:cx4="http://schemas.microsoft.com/office/drawing/2016/5/10/chartex" xmlns:cx5="http://schemas.microsoft.com/office/drawing/2016/5/11/chartex" xmlns:cx6="http://schemas.microsoft.com/office/drawing/2016/5/12/chartex" xmlns:cx7="http://schemas.microsoft.com/office/drawing/2016/5/13/chartex" xmlns:cx8="http://schemas.microsoft.com/office/drawing/2016/5/14/chartex" xmlns:mc="http://schemas.openxmlformats.org/markup-compatibility/2006" xmlns:aink="http://schemas.microsoft.com/office/drawing/2016/ink" xmlns:am3d="http://schemas.microsoft.com/office/drawing/2017/model3d" xmlns:o="urn:schemas-microsoft-com:office:office" xmlns:r="http://schemas.openxmlformats.org/officeDocument/2006/relationships" xmlns:m="http://schemas.openxmlformats.org/officeDocument/2006/math" xmlns:v="urn:schemas-microsoft-com:vml" xmlns:wp14="http://schemas.microsoft.com/office/word/2010/wordprocessingDrawing" xmlns:wp="http://schemas.openxmlformats.org/drawingml/2006/wordprocessingDrawing" xmlns:w10="urn:schemas-microsoft-com:office:word" xmlns:w="http://schemas.openxmlformats.org/wordprocessingml/2006/main" xmlns:w14="http://schemas.microsoft.com/office/word/2010/wordml" xmlns:w15="http://schemas.microsoft.com/office/word/2012/wordml" xmlns:w16cid="http://schemas.microsoft.com/office/word/2016/wordml/cid" xmlns:w16se="http://schemas.microsoft.com/office/word/2015/wordml/symex" xmlns:wpg="http://schemas.microsoft.com/office/word/2010/wordprocessingGroup" xmlns:wpi="http://schemas.microsoft.com/office/word/2010/wordprocessingInk" xmlns:wne="http://schemas.microsoft.com/office/word/2006/wordml" xmlns:wps="http://schemas.microsoft.com/office/word/2010/wordprocessingShape" mc:Ignorable="w14 w15 w16se w16cid wp14">
+  <w:p>
+    <w:pPr>
+      <w:pStyle w:val="a7"/>
+      <w:tabs>
+        <w:tab w:val="left" w:pos="19260"/>
+        <w:tab w:val="left" w:pos="19710"/>
+      </w:tabs>
+      <w:ind w:right="573"/>
+      <w:rPr>
+        <w:lang w:val="ru-RU"/>
+      </w:rPr>
+    </w:pPr>
+  </w:p>
+</w:hdr>
 </file>
 
 <file path=word/styles.xml><?xml version="1.0" encoding="utf-8"?>
@@ -3412,6 +3481,56 @@
       <w:lang w:val="uk-UA" w:eastAsia="ru-RU"/>
     </w:rPr>
   </w:style>
+  <w:style w:type="paragraph" w:styleId="a7">
+    <w:name w:val="header"/>
+    <w:basedOn w:val="a"/>
+    <w:link w:val="a8"/>
+    <w:uiPriority w:val="99"/>
+    <w:unhideWhenUsed/>
+    <w:rsid w:val="002B47CA"/>
+    <w:pPr>
+      <w:tabs>
+        <w:tab w:val="center" w:pos="4513"/>
+        <w:tab w:val="right" w:pos="9026"/>
+      </w:tabs>
+      <w:spacing w:after="0" w:line="240" w:lineRule="auto"/>
+    </w:pPr>
+  </w:style>
+  <w:style w:type="character" w:customStyle="1" w:styleId="a8">
+    <w:name w:val="Верхний колонтитул Знак"/>
+    <w:basedOn w:val="a0"/>
+    <w:link w:val="a7"/>
+    <w:uiPriority w:val="99"/>
+    <w:rsid w:val="002B47CA"/>
+    <w:rPr>
+      <w:lang w:val="en-US"/>
+    </w:rPr>
+  </w:style>
+  <w:style w:type="paragraph" w:styleId="a9">
+    <w:name w:val="footer"/>
+    <w:basedOn w:val="a"/>
+    <w:link w:val="aa"/>
+    <w:uiPriority w:val="99"/>
+    <w:unhideWhenUsed/>
+    <w:rsid w:val="002B47CA"/>
+    <w:pPr>
+      <w:tabs>
+        <w:tab w:val="center" w:pos="4513"/>
+        <w:tab w:val="right" w:pos="9026"/>
+      </w:tabs>
+      <w:spacing w:after="0" w:line="240" w:lineRule="auto"/>
+    </w:pPr>
+  </w:style>
+  <w:style w:type="character" w:customStyle="1" w:styleId="aa">
+    <w:name w:val="Нижний колонтитул Знак"/>
+    <w:basedOn w:val="a0"/>
+    <w:link w:val="a9"/>
+    <w:uiPriority w:val="99"/>
+    <w:rsid w:val="002B47CA"/>
+    <w:rPr>
+      <w:lang w:val="en-US"/>
+    </w:rPr>
+  </w:style>
 </w:styles>
 </file>
 
